--- a/Padlás födém szigetelés dokumentum managment/templates/2026kivitelezesi_szerzodes.docx
+++ b/Padlás födém szigetelés dokumentum managment/templates/2026kivitelezesi_szerzodes.docx
@@ -69,24 +69,7 @@
           <w:sz w:val="21"/>
           <w:szCs w:val="21"/>
         </w:rPr>
-        <w:t>[[</w:t>
-      </w:r>
-      <w:proofErr w:type="spellStart"/>
-      <w:r>
-        <w:rPr>
-          <w:sz w:val="21"/>
-          <w:szCs w:val="21"/>
-        </w:rPr>
-        <w:t>ev</w:t>
-      </w:r>
-      <w:proofErr w:type="spellEnd"/>
-      <w:proofErr w:type="gramStart"/>
-      <w:r>
-        <w:rPr>
-          <w:sz w:val="21"/>
-          <w:szCs w:val="21"/>
-        </w:rPr>
-        <w:t>]]</w:t>
+        <w:t>[[ev]]</w:t>
       </w:r>
       <w:r>
         <w:rPr>
@@ -346,29 +329,7 @@
                 <w:szCs w:val="20"/>
                 <w:highlight w:val="white"/>
               </w:rPr>
-              <w:t>[[</w:t>
-            </w:r>
-            <w:proofErr w:type="spellStart"/>
-            <w:r>
-              <w:rPr>
-                <w:b/>
-                <w:bCs/>
-                <w:sz w:val="20"/>
-                <w:szCs w:val="20"/>
-                <w:highlight w:val="white"/>
-              </w:rPr>
-              <w:t>szuletesnev</w:t>
-            </w:r>
-            <w:proofErr w:type="spellEnd"/>
-            <w:r>
-              <w:rPr>
-                <w:b/>
-                <w:bCs/>
-                <w:sz w:val="20"/>
-                <w:szCs w:val="20"/>
-                <w:highlight w:val="white"/>
-              </w:rPr>
-              <w:t>]]</w:t>
+              <w:t>[[szuletesnev]]</w:t>
             </w:r>
           </w:p>
         </w:tc>
@@ -428,29 +389,7 @@
                 <w:szCs w:val="20"/>
                 <w:highlight w:val="white"/>
               </w:rPr>
-              <w:t>[[</w:t>
-            </w:r>
-            <w:proofErr w:type="spellStart"/>
-            <w:r>
-              <w:rPr>
-                <w:b/>
-                <w:bCs/>
-                <w:sz w:val="20"/>
-                <w:szCs w:val="20"/>
-                <w:highlight w:val="white"/>
-              </w:rPr>
-              <w:t>anyjaneve</w:t>
-            </w:r>
-            <w:proofErr w:type="spellEnd"/>
-            <w:r>
-              <w:rPr>
-                <w:b/>
-                <w:bCs/>
-                <w:sz w:val="20"/>
-                <w:szCs w:val="20"/>
-                <w:highlight w:val="white"/>
-              </w:rPr>
-              <w:t>]]</w:t>
+              <w:t>[[anyjaneve]]</w:t>
             </w:r>
           </w:p>
         </w:tc>
@@ -521,29 +460,7 @@
                 <w:szCs w:val="20"/>
                 <w:highlight w:val="white"/>
               </w:rPr>
-              <w:t>[[</w:t>
-            </w:r>
-            <w:proofErr w:type="spellStart"/>
-            <w:r>
-              <w:rPr>
-                <w:b/>
-                <w:bCs/>
-                <w:sz w:val="20"/>
-                <w:szCs w:val="20"/>
-                <w:highlight w:val="white"/>
-              </w:rPr>
-              <w:t>lakcim</w:t>
-            </w:r>
-            <w:proofErr w:type="spellEnd"/>
-            <w:r>
-              <w:rPr>
-                <w:b/>
-                <w:bCs/>
-                <w:sz w:val="20"/>
-                <w:szCs w:val="20"/>
-                <w:highlight w:val="white"/>
-              </w:rPr>
-              <w:t>]]</w:t>
+              <w:t>[[lakcim]]</w:t>
             </w:r>
           </w:p>
         </w:tc>
@@ -725,29 +642,7 @@
                 <w:szCs w:val="20"/>
                 <w:highlight w:val="white"/>
               </w:rPr>
-              <w:t>[[</w:t>
-            </w:r>
-            <w:proofErr w:type="spellStart"/>
-            <w:r>
-              <w:rPr>
-                <w:b/>
-                <w:bCs/>
-                <w:sz w:val="20"/>
-                <w:szCs w:val="20"/>
-                <w:highlight w:val="white"/>
-              </w:rPr>
-              <w:t>telefonszam</w:t>
-            </w:r>
-            <w:proofErr w:type="spellEnd"/>
-            <w:r>
-              <w:rPr>
-                <w:b/>
-                <w:bCs/>
-                <w:sz w:val="20"/>
-                <w:szCs w:val="20"/>
-                <w:highlight w:val="white"/>
-              </w:rPr>
-              <w:t>]]</w:t>
+              <w:t>[[telefonszam]]</w:t>
             </w:r>
           </w:p>
         </w:tc>
@@ -2243,24 +2138,7 @@
           <w:sz w:val="21"/>
           <w:szCs w:val="21"/>
         </w:rPr>
-        <w:t>[[</w:t>
-      </w:r>
-      <w:proofErr w:type="spellStart"/>
-      <w:r>
-        <w:rPr>
-          <w:sz w:val="21"/>
-          <w:szCs w:val="21"/>
-        </w:rPr>
-        <w:t>cim</w:t>
-      </w:r>
-      <w:proofErr w:type="spellEnd"/>
-      <w:proofErr w:type="gramStart"/>
-      <w:r>
-        <w:rPr>
-          <w:sz w:val="21"/>
-          <w:szCs w:val="21"/>
-        </w:rPr>
-        <w:t>]]</w:t>
+        <w:t>[[cim]]</w:t>
       </w:r>
       <w:r>
         <w:rPr>
@@ -2965,59 +2843,43 @@
           <w:sz w:val="21"/>
           <w:szCs w:val="21"/>
         </w:rPr>
-        <w:t>[[</w:t>
+        <w:t>[[cim]] </w:t>
+      </w:r>
+      <w:r>
+        <w:rPr>
+          <w:color w:val="000000"/>
+          <w:sz w:val="21"/>
+          <w:szCs w:val="21"/>
+        </w:rPr>
+        <w:t xml:space="preserve">cím alatti, </w:t>
+      </w:r>
+      <w:r>
+        <w:rPr>
+          <w:sz w:val="21"/>
+          <w:szCs w:val="21"/>
+        </w:rPr>
+        <w:t>[[hrsz]]</w:t>
+      </w:r>
+      <w:r>
+        <w:rPr>
+          <w:color w:val="000000"/>
+          <w:sz w:val="21"/>
+          <w:szCs w:val="21"/>
+        </w:rPr>
+        <w:t xml:space="preserve"> hrsz.-</w:t>
       </w:r>
       <w:proofErr w:type="spellStart"/>
       <w:r>
         <w:rPr>
-          <w:sz w:val="21"/>
-          <w:szCs w:val="21"/>
-        </w:rPr>
-        <w:t>cim</w:t>
+          <w:color w:val="000000"/>
+          <w:sz w:val="21"/>
+          <w:szCs w:val="21"/>
+        </w:rPr>
+        <w:t>on</w:t>
       </w:r>
       <w:proofErr w:type="spellEnd"/>
       <w:r>
         <w:rPr>
-          <w:sz w:val="21"/>
-          <w:szCs w:val="21"/>
-        </w:rPr>
-        <w:t xml:space="preserve">]] </w:t>
-      </w:r>
-      <w:r>
-        <w:rPr>
-          <w:color w:val="000000"/>
-          <w:sz w:val="21"/>
-          <w:szCs w:val="21"/>
-        </w:rPr>
-        <w:t xml:space="preserve">cím alatti, </w:t>
-      </w:r>
-      <w:r>
-        <w:rPr>
-          <w:sz w:val="21"/>
-          <w:szCs w:val="21"/>
-        </w:rPr>
-        <w:t>[[hrsz]]</w:t>
-      </w:r>
-      <w:r>
-        <w:rPr>
-          <w:color w:val="000000"/>
-          <w:sz w:val="21"/>
-          <w:szCs w:val="21"/>
-        </w:rPr>
-        <w:t xml:space="preserve"> hrsz.-</w:t>
-      </w:r>
-      <w:proofErr w:type="spellStart"/>
-      <w:r>
-        <w:rPr>
-          <w:color w:val="000000"/>
-          <w:sz w:val="21"/>
-          <w:szCs w:val="21"/>
-        </w:rPr>
-        <w:t>on</w:t>
-      </w:r>
-      <w:proofErr w:type="spellEnd"/>
-      <w:r>
-        <w:rPr>
           <w:color w:val="000000"/>
           <w:sz w:val="21"/>
           <w:szCs w:val="21"/>
@@ -3029,23 +2891,7 @@
           <w:sz w:val="21"/>
           <w:szCs w:val="21"/>
         </w:rPr>
-        <w:t>[[</w:t>
-      </w:r>
-      <w:proofErr w:type="spellStart"/>
-      <w:r>
-        <w:rPr>
-          <w:sz w:val="21"/>
-          <w:szCs w:val="21"/>
-        </w:rPr>
-        <w:t>datum</w:t>
-      </w:r>
-      <w:proofErr w:type="spellEnd"/>
-      <w:r>
-        <w:rPr>
-          <w:sz w:val="21"/>
-          <w:szCs w:val="21"/>
-        </w:rPr>
-        <w:t>]]</w:t>
+        <w:t>[[datum]]</w:t>
       </w:r>
       <w:r>
         <w:rPr>
@@ -3402,18 +3248,7 @@
         <w:t xml:space="preserve"> </w:t>
       </w:r>
       <w:r>
-        <w:t>[[</w:t>
-      </w:r>
-      <w:proofErr w:type="spellStart"/>
-      <w:r>
-        <w:t>szamolt</w:t>
-      </w:r>
-      <w:r>
-        <w:t>netto</w:t>
-      </w:r>
-      <w:proofErr w:type="spellEnd"/>
-      <w:r>
-        <w:t>]]</w:t>
+        <w:t>[[szamoltnetto]]</w:t>
       </w:r>
       <w:r>
         <w:t xml:space="preserve"> Ft </w:t>
@@ -3435,122 +3270,7 @@
         <w:t xml:space="preserve"> azaz </w:t>
       </w:r>
       <w:r>
-        <w:t>[[</w:t>
-      </w:r>
-      <w:proofErr w:type="spellStart"/>
-      <w:r>
-        <w:t>szamoltnettosz</w:t>
-      </w:r>
-      <w:r>
-        <w:t>o</w:t>
-      </w:r>
-      <w:r>
-        <w:t>vegesen</w:t>
-      </w:r>
-      <w:proofErr w:type="spellEnd"/>
-      <w:r>
-        <w:t>]</w:t>
-      </w:r>
-      <w:r>
-        <w:t>] forint + ÁFA</w:t>
-      </w:r>
-      <w:r>
-        <w:rPr>
-          <w:sz w:val="21"/>
-          <w:szCs w:val="21"/>
-        </w:rPr>
-        <w:t xml:space="preserve"> vállalkozói díjban – a továbbiakban: </w:t>
-      </w:r>
-      <w:r>
-        <w:rPr>
-          <w:b/>
-          <w:bCs/>
-          <w:sz w:val="21"/>
-          <w:szCs w:val="21"/>
-        </w:rPr>
-        <w:t>Vállalkozói díj</w:t>
-      </w:r>
-      <w:r>
-        <w:rPr>
-          <w:sz w:val="21"/>
-          <w:szCs w:val="21"/>
-        </w:rPr>
-        <w:t xml:space="preserve"> – állapodnak meg</w:t>
-      </w:r>
-      <w:r>
-        <w:rPr>
-          <w:sz w:val="21"/>
-          <w:szCs w:val="21"/>
-        </w:rPr>
-        <w:t>, amely az alábbi költségből tevődik össze:</w:t>
-      </w:r>
-    </w:p>
-    <w:p>
-      <w:pPr>
-        <w:pBdr>
-          <w:top w:val="nil"/>
-          <w:left w:val="nil"/>
-          <w:bottom w:val="nil"/>
-          <w:right w:val="nil"/>
-          <w:between w:val="nil"/>
-        </w:pBdr>
-        <w:ind w:left="708"/>
-        <w:rPr>
-          <w:color w:val="000000"/>
-        </w:rPr>
-      </w:pPr>
-    </w:p>
-    <w:p>
-      <w:pPr>
-        <w:numPr>
-          <w:ilvl w:val="0"/>
-          <w:numId w:val="10"/>
-        </w:numPr>
-        <w:tabs>
-          <w:tab w:val="left" w:pos="0"/>
-        </w:tabs>
-        <w:jc w:val="both"/>
-        <w:rPr>
-          <w:sz w:val="21"/>
-          <w:szCs w:val="21"/>
-        </w:rPr>
-      </w:pPr>
-      <w:r>
-        <w:rPr>
-          <w:sz w:val="21"/>
-          <w:szCs w:val="21"/>
-        </w:rPr>
-        <w:t>vállalkozó által elvégzett kivitelezési munkának a díja (munkadíj):</w:t>
-      </w:r>
-      <w:r>
-        <w:rPr>
-          <w:sz w:val="21"/>
-          <w:szCs w:val="21"/>
-        </w:rPr>
-        <w:t xml:space="preserve"> </w:t>
-      </w:r>
-      <w:r>
-        <w:rPr>
-          <w:sz w:val="21"/>
-          <w:szCs w:val="21"/>
-        </w:rPr>
-        <w:t>[[</w:t>
-      </w:r>
-      <w:proofErr w:type="spellStart"/>
-      <w:r>
-        <w:rPr>
-          <w:sz w:val="21"/>
-          <w:szCs w:val="21"/>
-        </w:rPr>
-        <w:t>brszamoltertek</w:t>
-      </w:r>
-      <w:proofErr w:type="spellEnd"/>
-      <w:r>
-        <w:rPr>
-          <w:sz w:val="21"/>
-          <w:szCs w:val="21"/>
-        </w:rPr>
-        <w:t>]]</w:t>
+        <w:t>[[szamoltnettoszovegesen]] forint + ÁFA vállalkozói díjban – a továbbiakban: Vállalkozói díj – állapodnak meg, amely az alábbi költségből tevődik össze:vállalkozó által elvégzett kivitelezési munkának a díja (munkadíj): [[brszamoltertek]]</w:t>
       </w:r>
     </w:p>
     <w:p>
@@ -4348,23 +4068,7 @@
           <w:sz w:val="21"/>
           <w:szCs w:val="21"/>
         </w:rPr>
-        <w:t>Kelt.: Rád, [[</w:t>
-      </w:r>
-      <w:proofErr w:type="spellStart"/>
-      <w:r>
-        <w:rPr>
-          <w:sz w:val="21"/>
-          <w:szCs w:val="21"/>
-        </w:rPr>
-        <w:t>datum</w:t>
-      </w:r>
-      <w:proofErr w:type="spellEnd"/>
-      <w:r>
-        <w:rPr>
-          <w:sz w:val="21"/>
-          <w:szCs w:val="21"/>
-        </w:rPr>
-        <w:t>]]</w:t>
+        <w:t>Kelt.: Rád, [[datum]]</w:t>
       </w:r>
     </w:p>
     <w:p>
@@ -4496,21 +4200,7 @@
           <w:sz w:val="21"/>
           <w:szCs w:val="21"/>
         </w:rPr>
-        <w:t>[[</w:t>
-      </w:r>
-      <w:r>
-        <w:rPr>
-          <w:sz w:val="21"/>
-          <w:szCs w:val="21"/>
-        </w:rPr>
-        <w:t>%</w:t>
-      </w:r>
-      <w:r>
-        <w:rPr>
-          <w:sz w:val="21"/>
-          <w:szCs w:val="21"/>
-        </w:rPr>
-        <w:t>alairasugyfel]]</w:t>
+        <w:t>[[%alairasugyfel]]</w:t>
       </w:r>
     </w:p>
     <w:tbl>
@@ -4627,23 +4317,7 @@
                 <w:sz w:val="21"/>
                 <w:szCs w:val="21"/>
               </w:rPr>
-              <w:t>[[</w:t>
-            </w:r>
-            <w:proofErr w:type="spellStart"/>
-            <w:r>
-              <w:rPr>
-                <w:sz w:val="21"/>
-                <w:szCs w:val="21"/>
-              </w:rPr>
-              <w:t>nev</w:t>
-            </w:r>
-            <w:proofErr w:type="spellEnd"/>
-            <w:r>
-              <w:rPr>
-                <w:sz w:val="21"/>
-                <w:szCs w:val="21"/>
-              </w:rPr>
-              <w:t>]]</w:t>
+              <w:t>[[nev]]</w:t>
             </w:r>
           </w:p>
         </w:tc>
